--- a/HTML_CSS/DataFiles/chapter01/your_turn1/personal_portfolio_plan.docx
+++ b/HTML_CSS/DataFiles/chapter01/your_turn1/personal_portfolio_plan.docx
@@ -1,6 +1,6 @@
 
 <file path=word/document.xml><?xml version="1.0" encoding="utf-8"?>
-<w:document xmlns:wpc="http://schemas.microsoft.com/office/word/2010/wordprocessingCanvas" xmlns:cx="http://schemas.microsoft.com/office/drawing/2014/chartex" xmlns:cx1="http://schemas.microsoft.com/office/drawing/2015/9/8/chartex" xmlns:cx2="http://schemas.microsoft.com/office/drawing/2015/10/21/chartex" xmlns:cx3="http://schemas.microsoft.com/office/drawing/2016/5/9/chartex" xmlns:cx4="http://schemas.microsoft.com/office/drawing/2016/5/10/chartex" xmlns:cx5="http://schemas.microsoft.com/office/drawing/2016/5/11/chartex" xmlns:cx6="http://schemas.microsoft.com/office/drawing/2016/5/12/chartex" xmlns:cx7="http://schemas.microsoft.com/office/drawing/2016/5/13/chartex" xmlns:cx8="http://schemas.microsoft.com/office/drawing/2016/5/14/chartex" xmlns:mc="http://schemas.openxmlformats.org/markup-compatibility/2006" xmlns:aink="http://schemas.microsoft.com/office/drawing/2016/ink" xmlns:am3d="http://schemas.microsoft.com/office/drawing/2017/model3d" xmlns:o="urn:schemas-microsoft-com:office:office" xmlns:r="http://schemas.openxmlformats.org/officeDocument/2006/relationships" xmlns:m="http://schemas.openxmlformats.org/officeDocument/2006/math" xmlns:v="urn:schemas-microsoft-com:vml" xmlns:wp14="http://schemas.microsoft.com/office/word/2010/wordprocessingDrawing" xmlns:wp="http://schemas.openxmlformats.org/drawingml/2006/wordprocessingDrawing" xmlns:w10="urn:schemas-microsoft-com:office:word" xmlns:w="http://schemas.openxmlformats.org/wordprocessingml/2006/main" xmlns:w14="http://schemas.microsoft.com/office/word/2010/wordml" xmlns:w15="http://schemas.microsoft.com/office/word/2012/wordml" xmlns:w16cid="http://schemas.microsoft.com/office/word/2016/wordml/cid" xmlns:w16se="http://schemas.microsoft.com/office/word/2015/wordml/symex" xmlns:wpg="http://schemas.microsoft.com/office/word/2010/wordprocessingGroup" xmlns:wpi="http://schemas.microsoft.com/office/word/2010/wordprocessingInk" xmlns:wne="http://schemas.microsoft.com/office/word/2006/wordml" xmlns:wps="http://schemas.microsoft.com/office/word/2010/wordprocessingShape" mc:Ignorable="w14 w15 w16se w16cid wp14">
+<w:document xmlns:wpc="http://schemas.microsoft.com/office/word/2010/wordprocessingCanvas" xmlns:cx="http://schemas.microsoft.com/office/drawing/2014/chartex" xmlns:cx1="http://schemas.microsoft.com/office/drawing/2015/9/8/chartex" xmlns:cx2="http://schemas.microsoft.com/office/drawing/2015/10/21/chartex" xmlns:cx3="http://schemas.microsoft.com/office/drawing/2016/5/9/chartex" xmlns:cx4="http://schemas.microsoft.com/office/drawing/2016/5/10/chartex" xmlns:cx5="http://schemas.microsoft.com/office/drawing/2016/5/11/chartex" xmlns:cx6="http://schemas.microsoft.com/office/drawing/2016/5/12/chartex" xmlns:cx7="http://schemas.microsoft.com/office/drawing/2016/5/13/chartex" xmlns:cx8="http://schemas.microsoft.com/office/drawing/2016/5/14/chartex" xmlns:mc="http://schemas.openxmlformats.org/markup-compatibility/2006" xmlns:aink="http://schemas.microsoft.com/office/drawing/2016/ink" xmlns:am3d="http://schemas.microsoft.com/office/drawing/2017/model3d" xmlns:o="urn:schemas-microsoft-com:office:office" xmlns:oel="http://schemas.microsoft.com/office/2019/extlst" xmlns:r="http://schemas.openxmlformats.org/officeDocument/2006/relationships" xmlns:m="http://schemas.openxmlformats.org/officeDocument/2006/math" xmlns:v="urn:schemas-microsoft-com:vml" xmlns:wp14="http://schemas.microsoft.com/office/word/2010/wordprocessingDrawing" xmlns:wp="http://schemas.openxmlformats.org/drawingml/2006/wordprocessingDrawing" xmlns:w10="urn:schemas-microsoft-com:office:word" xmlns:w="http://schemas.openxmlformats.org/wordprocessingml/2006/main" xmlns:w14="http://schemas.microsoft.com/office/word/2010/wordml" xmlns:w15="http://schemas.microsoft.com/office/word/2012/wordml" xmlns:w16cex="http://schemas.microsoft.com/office/word/2018/wordml/cex" xmlns:w16cid="http://schemas.microsoft.com/office/word/2016/wordml/cid" xmlns:w16="http://schemas.microsoft.com/office/word/2018/wordml" xmlns:w16du="http://schemas.microsoft.com/office/word/2023/wordml/word16du" xmlns:w16sdtdh="http://schemas.microsoft.com/office/word/2020/wordml/sdtdatahash" xmlns:w16sdtfl="http://schemas.microsoft.com/office/word/2024/wordml/sdtformatlock" xmlns:w16se="http://schemas.microsoft.com/office/word/2015/wordml/symex" xmlns:wpg="http://schemas.microsoft.com/office/word/2010/wordprocessingGroup" xmlns:wpi="http://schemas.microsoft.com/office/word/2010/wordprocessingInk" xmlns:wne="http://schemas.microsoft.com/office/word/2006/wordml" xmlns:wps="http://schemas.microsoft.com/office/word/2010/wordprocessingShape" mc:Ignorable="w14 w15 w16se w16cid w16 w16cex w16sdtdh w16sdtfl w16du wp14">
   <w:body>
     <w:p>
       <w:pPr>
@@ -30,6 +30,9 @@
       <w:r>
         <w:t>:</w:t>
       </w:r>
+      <w:r>
+        <w:t xml:space="preserve"> Derek Tillman</w:t>
+      </w:r>
     </w:p>
     <w:p/>
     <w:p>
@@ -55,17 +58,47 @@
       <w:r>
         <w:t>Idea 1:</w:t>
       </w:r>
+      <w:r>
+        <w:t xml:space="preserve"> </w:t>
+      </w:r>
+      <w:r>
+        <w:t xml:space="preserve">Have multiple tabs to go to </w:t>
+      </w:r>
+      <w:r>
+        <w:t>for more information about myself</w:t>
+      </w:r>
     </w:p>
     <w:p/>
     <w:p>
       <w:r>
         <w:t>Idea 2:</w:t>
       </w:r>
+      <w:r>
+        <w:t xml:space="preserve"> </w:t>
+      </w:r>
+      <w:r>
+        <w:t xml:space="preserve">having photos and maybe </w:t>
+      </w:r>
+      <w:r>
+        <w:t>videos of</w:t>
+      </w:r>
+      <w:r>
+        <w:t xml:space="preserve"> some things that I do</w:t>
+      </w:r>
     </w:p>
     <w:p/>
     <w:p>
       <w:r>
-        <w:t xml:space="preserve">Idea 3: </w:t>
+        <w:t>Idea 3</w:t>
+      </w:r>
+      <w:r>
+        <w:t>: keep</w:t>
+      </w:r>
+      <w:r>
+        <w:t xml:space="preserve"> them organized </w:t>
+      </w:r>
+      <w:r>
+        <w:t xml:space="preserve">and neat </w:t>
       </w:r>
     </w:p>
     <w:p/>
@@ -76,11 +109,32 @@
       <w:r>
         <w:t>:</w:t>
       </w:r>
+      <w:r>
+        <w:t xml:space="preserve"> </w:t>
+      </w:r>
+      <w:r>
+        <w:t>figure out how to get add a keyboard navigation to make things easier to get to</w:t>
+      </w:r>
     </w:p>
     <w:p/>
     <w:p>
       <w:r>
         <w:t>Idea 5:</w:t>
+      </w:r>
+      <w:r>
+        <w:t xml:space="preserve"> add text resizing </w:t>
+      </w:r>
+      <w:r>
+        <w:t>somehow</w:t>
+      </w:r>
+      <w:r>
+        <w:t xml:space="preserve"> so </w:t>
+      </w:r>
+      <w:r>
+        <w:t>it’s</w:t>
+      </w:r>
+      <w:r>
+        <w:t xml:space="preserve"> easier for people to read and see</w:t>
       </w:r>
     </w:p>
     <w:p>
@@ -218,6 +272,18 @@
             <w:pPr>
               <w:cnfStyle w:val="000000100000" w:firstRow="0" w:lastRow="0" w:firstColumn="0" w:lastColumn="0" w:oddVBand="0" w:evenVBand="0" w:oddHBand="1" w:evenHBand="0" w:firstRowFirstColumn="0" w:firstRowLastColumn="0" w:lastRowFirstColumn="0" w:lastRowLastColumn="0"/>
             </w:pPr>
+            <w:r>
+              <w:t xml:space="preserve">The purpose of the website </w:t>
+            </w:r>
+            <w:r>
+              <w:t>is</w:t>
+            </w:r>
+            <w:r>
+              <w:t xml:space="preserve"> to have you understand </w:t>
+            </w:r>
+            <w:r>
+              <w:t>and know more about me</w:t>
+            </w:r>
           </w:p>
         </w:tc>
       </w:tr>
@@ -257,6 +323,9 @@
             <w:pPr>
               <w:cnfStyle w:val="000000000000" w:firstRow="0" w:lastRow="0" w:firstColumn="0" w:lastColumn="0" w:oddVBand="0" w:evenVBand="0" w:oddHBand="0" w:evenHBand="0" w:firstRowFirstColumn="0" w:firstRowLastColumn="0" w:lastRowFirstColumn="0" w:lastRowLastColumn="0"/>
             </w:pPr>
+            <w:r>
+              <w:t xml:space="preserve">For all audience </w:t>
+            </w:r>
           </w:p>
         </w:tc>
       </w:tr>
@@ -297,6 +366,18 @@
             <w:pPr>
               <w:cnfStyle w:val="000000100000" w:firstRow="0" w:lastRow="0" w:firstColumn="0" w:lastColumn="0" w:oddVBand="0" w:evenVBand="0" w:oddHBand="1" w:evenHBand="0" w:firstRowFirstColumn="0" w:firstRowLastColumn="0" w:lastRowFirstColumn="0" w:lastRowLastColumn="0"/>
             </w:pPr>
+            <w:r>
+              <w:t xml:space="preserve">Maybe a </w:t>
+            </w:r>
+            <w:r>
+              <w:t xml:space="preserve">drag or </w:t>
+            </w:r>
+            <w:r>
+              <w:t>drop-down</w:t>
+            </w:r>
+            <w:r>
+              <w:t xml:space="preserve"> motion to get to the page faster</w:t>
+            </w:r>
           </w:p>
         </w:tc>
       </w:tr>
@@ -336,6 +417,18 @@
             <w:pPr>
               <w:cnfStyle w:val="000000000000" w:firstRow="0" w:lastRow="0" w:firstColumn="0" w:lastColumn="0" w:oddVBand="0" w:evenVBand="0" w:oddHBand="0" w:evenHBand="0" w:firstRowFirstColumn="0" w:firstRowLastColumn="0" w:lastRowFirstColumn="0" w:lastRowLastColumn="0"/>
             </w:pPr>
+            <w:r>
+              <w:t>Multiple colors: blue</w:t>
+            </w:r>
+            <w:r>
+              <w:t>,</w:t>
+            </w:r>
+            <w:r>
+              <w:t xml:space="preserve"> purple, </w:t>
+            </w:r>
+            <w:r>
+              <w:t>pink, black, and white</w:t>
+            </w:r>
           </w:p>
         </w:tc>
       </w:tr>
@@ -376,6 +469,18 @@
             <w:pPr>
               <w:cnfStyle w:val="000000100000" w:firstRow="0" w:lastRow="0" w:firstColumn="0" w:lastColumn="0" w:oddVBand="0" w:evenVBand="0" w:oddHBand="1" w:evenHBand="0" w:firstRowFirstColumn="0" w:firstRowLastColumn="0" w:lastRowFirstColumn="0" w:lastRowLastColumn="0"/>
             </w:pPr>
+            <w:r>
+              <w:t xml:space="preserve">Imma try to add text </w:t>
+            </w:r>
+            <w:r>
+              <w:t>resizing</w:t>
+            </w:r>
+            <w:r>
+              <w:t xml:space="preserve"> and keyboard </w:t>
+            </w:r>
+            <w:r>
+              <w:t>navigation</w:t>
+            </w:r>
           </w:p>
         </w:tc>
       </w:tr>
@@ -415,6 +520,12 @@
             <w:pPr>
               <w:cnfStyle w:val="000000000000" w:firstRow="0" w:lastRow="0" w:firstColumn="0" w:lastColumn="0" w:oddVBand="0" w:evenVBand="0" w:oddHBand="0" w:evenHBand="0" w:firstRowFirstColumn="0" w:firstRowLastColumn="0" w:lastRowFirstColumn="0" w:lastRowLastColumn="0"/>
             </w:pPr>
+            <w:r>
+              <w:t xml:space="preserve">Timeline within the last </w:t>
+            </w:r>
+            <w:r>
+              <w:t>3 years</w:t>
+            </w:r>
           </w:p>
         </w:tc>
       </w:tr>
@@ -464,8 +575,6 @@
       <w:r>
         <w:t>your</w:t>
       </w:r>
-      <w:bookmarkStart w:id="0" w:name="_GoBack"/>
-      <w:bookmarkEnd w:id="0"/>
       <w:r>
         <w:t xml:space="preserve"> home page below</w:t>
       </w:r>
@@ -474,7 +583,54 @@
       </w:r>
     </w:p>
     <w:p/>
-    <w:p/>
+    <w:p>
+      <w:r>
+        <w:rPr>
+          <w:noProof/>
+        </w:rPr>
+        <w:drawing>
+          <wp:inline distT="0" distB="0" distL="0" distR="0" wp14:anchorId="12E093FE" wp14:editId="5B6DD0BE">
+            <wp:extent cx="2905530" cy="4391638"/>
+            <wp:effectExtent l="0" t="0" r="0" b="9525"/>
+            <wp:docPr id="752993975" name="Picture 1"/>
+            <wp:cNvGraphicFramePr>
+              <a:graphicFrameLocks xmlns:a="http://schemas.openxmlformats.org/drawingml/2006/main" noChangeAspect="1"/>
+            </wp:cNvGraphicFramePr>
+            <a:graphic xmlns:a="http://schemas.openxmlformats.org/drawingml/2006/main">
+              <a:graphicData uri="http://schemas.openxmlformats.org/drawingml/2006/picture">
+                <pic:pic xmlns:pic="http://schemas.openxmlformats.org/drawingml/2006/picture">
+                  <pic:nvPicPr>
+                    <pic:cNvPr id="752993975" name="Picture 752993975"/>
+                    <pic:cNvPicPr/>
+                  </pic:nvPicPr>
+                  <pic:blipFill>
+                    <a:blip r:embed="rId4">
+                      <a:extLst>
+                        <a:ext uri="{28A0092B-C50C-407E-A947-70E740481C1C}">
+                          <a14:useLocalDpi xmlns:a14="http://schemas.microsoft.com/office/drawing/2010/main" val="0"/>
+                        </a:ext>
+                      </a:extLst>
+                    </a:blip>
+                    <a:stretch>
+                      <a:fillRect/>
+                    </a:stretch>
+                  </pic:blipFill>
+                  <pic:spPr>
+                    <a:xfrm>
+                      <a:off x="0" y="0"/>
+                      <a:ext cx="2905530" cy="4391638"/>
+                    </a:xfrm>
+                    <a:prstGeom prst="rect">
+                      <a:avLst/>
+                    </a:prstGeom>
+                  </pic:spPr>
+                </pic:pic>
+              </a:graphicData>
+            </a:graphic>
+          </wp:inline>
+        </w:drawing>
+      </w:r>
+    </w:p>
     <w:p/>
     <w:p>
       <w:r>
@@ -502,6 +658,114 @@
       <w:pPr>
         <w:spacing w:line="240" w:lineRule="auto"/>
       </w:pPr>
+      <w:r>
+        <w:t xml:space="preserve">Have the Home page with </w:t>
+      </w:r>
+      <w:r>
+        <w:t>small instructions</w:t>
+      </w:r>
+      <w:r>
+        <w:t xml:space="preserve"> about</w:t>
+      </w:r>
+      <w:r>
+        <w:t xml:space="preserve"> myself. </w:t>
+      </w:r>
+      <w:r>
+        <w:t xml:space="preserve"> Then </w:t>
+      </w:r>
+      <w:r>
+        <w:t>multiple table</w:t>
+      </w:r>
+      <w:r>
+        <w:t xml:space="preserve">: About, Contact, </w:t>
+      </w:r>
+      <w:r>
+        <w:t>Hobbies</w:t>
+      </w:r>
+      <w:r>
+        <w:t>.</w:t>
+      </w:r>
+    </w:p>
+    <w:p>
+      <w:pPr>
+        <w:spacing w:line="240" w:lineRule="auto"/>
+      </w:pPr>
+      <w:r>
+        <w:t xml:space="preserve">The about </w:t>
+      </w:r>
+      <w:r>
+        <w:t>tab:</w:t>
+      </w:r>
+      <w:r>
+        <w:t xml:space="preserve"> </w:t>
+      </w:r>
+      <w:r>
+        <w:t>Is</w:t>
+      </w:r>
+      <w:r>
+        <w:t xml:space="preserve"> </w:t>
+      </w:r>
+      <w:r>
+        <w:t xml:space="preserve">going to </w:t>
+      </w:r>
+      <w:r>
+        <w:t xml:space="preserve">have </w:t>
+      </w:r>
+      <w:r>
+        <w:t>all</w:t>
+      </w:r>
+      <w:r>
+        <w:t xml:space="preserve"> the </w:t>
+      </w:r>
+      <w:r>
+        <w:t xml:space="preserve">information about academic, as in </w:t>
+      </w:r>
+      <w:r>
+        <w:t xml:space="preserve">high school I went to and up to now. Also, </w:t>
+      </w:r>
+      <w:r>
+        <w:t>I am going to talk about how I got</w:t>
+      </w:r>
+      <w:r>
+        <w:t xml:space="preserve"> into coding</w:t>
+      </w:r>
+    </w:p>
+    <w:p>
+      <w:pPr>
+        <w:spacing w:line="240" w:lineRule="auto"/>
+      </w:pPr>
+      <w:r>
+        <w:t xml:space="preserve">Hobbies Tab: This tab is </w:t>
+      </w:r>
+      <w:r>
+        <w:t>going to</w:t>
+      </w:r>
+      <w:r>
+        <w:t xml:space="preserve"> be what I like to do </w:t>
+      </w:r>
+      <w:r>
+        <w:t>in</w:t>
+      </w:r>
+      <w:r>
+        <w:t xml:space="preserve"> my free time and </w:t>
+      </w:r>
+      <w:r>
+        <w:t>the things I love doing</w:t>
+      </w:r>
+    </w:p>
+    <w:p>
+      <w:pPr>
+        <w:spacing w:line="240" w:lineRule="auto"/>
+      </w:pPr>
+      <w:r>
+        <w:t xml:space="preserve">Contact tab: Will have </w:t>
+      </w:r>
+      <w:r>
+        <w:t>all</w:t>
+      </w:r>
+      <w:r>
+        <w:t xml:space="preserve"> different ways to contact </w:t>
+      </w:r>
     </w:p>
     <w:sectPr>
       <w:pgSz w:w="15840" w:h="12240" w:orient="landscape"/>
@@ -514,7 +778,7 @@
 </file>
 
 <file path=word/styles.xml><?xml version="1.0" encoding="utf-8"?>
-<w:styles xmlns:mc="http://schemas.openxmlformats.org/markup-compatibility/2006" xmlns:r="http://schemas.openxmlformats.org/officeDocument/2006/relationships" xmlns:w="http://schemas.openxmlformats.org/wordprocessingml/2006/main" xmlns:w14="http://schemas.microsoft.com/office/word/2010/wordml" xmlns:w15="http://schemas.microsoft.com/office/word/2012/wordml" xmlns:w16cid="http://schemas.microsoft.com/office/word/2016/wordml/cid" xmlns:w16se="http://schemas.microsoft.com/office/word/2015/wordml/symex" mc:Ignorable="w14 w15 w16se w16cid">
+<w:styles xmlns:mc="http://schemas.openxmlformats.org/markup-compatibility/2006" xmlns:r="http://schemas.openxmlformats.org/officeDocument/2006/relationships" xmlns:w="http://schemas.openxmlformats.org/wordprocessingml/2006/main" xmlns:w14="http://schemas.microsoft.com/office/word/2010/wordml" xmlns:w15="http://schemas.microsoft.com/office/word/2012/wordml" xmlns:w16cex="http://schemas.microsoft.com/office/word/2018/wordml/cex" xmlns:w16cid="http://schemas.microsoft.com/office/word/2016/wordml/cid" xmlns:w16="http://schemas.microsoft.com/office/word/2018/wordml" xmlns:w16du="http://schemas.microsoft.com/office/word/2023/wordml/word16du" xmlns:w16sdtdh="http://schemas.microsoft.com/office/word/2020/wordml/sdtdatahash" xmlns:w16sdtfl="http://schemas.microsoft.com/office/word/2024/wordml/sdtformatlock" xmlns:w16se="http://schemas.microsoft.com/office/word/2015/wordml/symex" mc:Ignorable="w14 w15 w16se w16cid w16 w16cex w16sdtdh w16sdtfl w16du">
   <w:docDefaults>
     <w:rPrDefault>
       <w:rPr>
@@ -530,7 +794,7 @@
       </w:pPr>
     </w:pPrDefault>
   </w:docDefaults>
-  <w:latentStyles w:defLockedState="0" w:defUIPriority="99" w:defSemiHidden="0" w:defUnhideWhenUsed="0" w:defQFormat="0" w:count="375">
+  <w:latentStyles w:defLockedState="0" w:defUIPriority="99" w:defSemiHidden="0" w:defUnhideWhenUsed="0" w:defQFormat="0" w:count="376">
     <w:lsdException w:name="Normal" w:uiPriority="0" w:qFormat="1"/>
     <w:lsdException w:name="heading 1" w:uiPriority="9" w:qFormat="1"/>
     <w:lsdException w:name="heading 2" w:semiHidden="1" w:uiPriority="9" w:unhideWhenUsed="1" w:qFormat="1"/>
@@ -906,6 +1170,7 @@
     <w:lsdException w:name="Smart Hyperlink" w:semiHidden="1" w:unhideWhenUsed="1"/>
     <w:lsdException w:name="Hashtag" w:semiHidden="1" w:unhideWhenUsed="1"/>
     <w:lsdException w:name="Unresolved Mention" w:semiHidden="1" w:unhideWhenUsed="1"/>
+    <w:lsdException w:name="Smart Link" w:semiHidden="1" w:unhideWhenUsed="1"/>
   </w:latentStyles>
   <w:style w:type="paragraph" w:default="1" w:styleId="Normal">
     <w:name w:val="Normal"/>
